--- a/IPC Admin Dashboard - Help and Documentation.docx
+++ b/IPC Admin Dashboard - Help and Documentation.docx
@@ -146,7 +146,7 @@
     </w:p>
     <w:p>
       <w:pPr>
-        <w:spacing w:after="200"/>
+        <w:spacing w:after="220"/>
       </w:pPr>
       <w:r>
         <w:rPr>
@@ -156,28 +156,217 @@
           <w:sz w:val="18"/>
           <w:szCs w:val="18"/>
         </w:rPr>
-        <w:t xml:space="preserve">(Right-click anywhere in this table and choose “Update Field” — or press F9 — to display page numbers the first time you open this document.)</w:t>
-      </w:r>
-    </w:p>
-    <w:sdt>
-      <w:sdtPr>
-        <w:alias w:val="Table of Contents"/>
-      </w:sdtPr>
-      <w:sdtContent>
-        <w:p>
-          <w:r>
-            <w:fldChar w:fldCharType="begin" w:dirty="true"/>
-            <w:instrText xml:space="preserve">TOC \h \o "1-2"</w:instrText>
-            <w:fldChar w:fldCharType="separate"/>
-          </w:r>
-        </w:p>
-        <w:p>
-          <w:r>
-            <w:fldChar w:fldCharType="end"/>
-          </w:r>
-        </w:p>
-      </w:sdtContent>
-    </w:sdt>
+        <w:t xml:space="preserve">Click any topic below to jump straight to it.</w:t>
+      </w:r>
+    </w:p>
+    <w:p>
+      <w:pPr>
+        <w:spacing w:after="160" w:line="300"/>
+      </w:pPr>
+      <w:hyperlink w:history="1" w:anchor="overview">
+        <w:r>
+          <w:rPr>
+            <w:rStyle w:val="Hyperlink"/>
+          </w:rPr>
+          <w:t xml:space="preserve">How This Dashboard Works</w:t>
+        </w:r>
+      </w:hyperlink>
+    </w:p>
+    <w:p>
+      <w:pPr>
+        <w:spacing w:after="160" w:line="300"/>
+      </w:pPr>
+      <w:hyperlink w:history="1" w:anchor="quickref">
+        <w:r>
+          <w:rPr>
+            <w:rStyle w:val="Hyperlink"/>
+          </w:rPr>
+          <w:t xml:space="preserve">Quick Reference: Find What You Need</w:t>
+        </w:r>
+      </w:hyperlink>
+    </w:p>
+    <w:p>
+      <w:pPr>
+        <w:spacing w:after="160" w:line="300"/>
+      </w:pPr>
+      <w:hyperlink w:history="1" w:anchor="signing-in">
+        <w:r>
+          <w:rPr>
+            <w:rStyle w:val="Hyperlink"/>
+          </w:rPr>
+          <w:t xml:space="preserve">Signing In &amp; Out</w:t>
+        </w:r>
+      </w:hyperlink>
+    </w:p>
+    <w:p>
+      <w:pPr>
+        <w:spacing w:after="160" w:line="300"/>
+      </w:pPr>
+      <w:hyperlink w:history="1" w:anchor="password">
+        <w:r>
+          <w:rPr>
+            <w:rStyle w:val="Hyperlink"/>
+          </w:rPr>
+          <w:t xml:space="preserve">Your Admin Password</w:t>
+        </w:r>
+      </w:hyperlink>
+    </w:p>
+    <w:p>
+      <w:pPr>
+        <w:spacing w:after="160" w:line="300"/>
+      </w:pPr>
+      <w:hyperlink w:history="1" w:anchor="dashboard">
+        <w:r>
+          <w:rPr>
+            <w:rStyle w:val="Hyperlink"/>
+          </w:rPr>
+          <w:t xml:space="preserve">Reading the Dashboard</w:t>
+        </w:r>
+      </w:hyperlink>
+    </w:p>
+    <w:p>
+      <w:pPr>
+        <w:spacing w:after="160" w:line="300"/>
+      </w:pPr>
+      <w:hyperlink w:history="1" w:anchor="adding">
+        <w:r>
+          <w:rPr>
+            <w:rStyle w:val="Hyperlink"/>
+          </w:rPr>
+          <w:t xml:space="preserve">Adding a New Product</w:t>
+        </w:r>
+      </w:hyperlink>
+    </w:p>
+    <w:p>
+      <w:pPr>
+        <w:spacing w:after="160" w:line="300"/>
+      </w:pPr>
+      <w:hyperlink w:history="1" w:anchor="editing">
+        <w:r>
+          <w:rPr>
+            <w:rStyle w:val="Hyperlink"/>
+          </w:rPr>
+          <w:t xml:space="preserve">Editing an Existing Product</w:t>
+        </w:r>
+      </w:hyperlink>
+    </w:p>
+    <w:p>
+      <w:pPr>
+        <w:spacing w:after="160" w:line="300"/>
+      </w:pPr>
+      <w:hyperlink w:history="1" w:anchor="specs">
+        <w:r>
+          <w:rPr>
+            <w:rStyle w:val="Hyperlink"/>
+          </w:rPr>
+          <w:t xml:space="preserve">Building the Specifications List</w:t>
+        </w:r>
+      </w:hyperlink>
+    </w:p>
+    <w:p>
+      <w:pPr>
+        <w:spacing w:after="160" w:line="300"/>
+      </w:pPr>
+      <w:hyperlink w:history="1" w:anchor="sizechart">
+        <w:r>
+          <w:rPr>
+            <w:rStyle w:val="Hyperlink"/>
+          </w:rPr>
+          <w:t xml:space="preserve">Building the Size / Dimension Chart</w:t>
+        </w:r>
+      </w:hyperlink>
+    </w:p>
+    <w:p>
+      <w:pPr>
+        <w:spacing w:after="160" w:line="300"/>
+      </w:pPr>
+      <w:hyperlink w:history="1" w:anchor="pdfs">
+        <w:r>
+          <w:rPr>
+            <w:rStyle w:val="Hyperlink"/>
+          </w:rPr>
+          <w:t xml:space="preserve">Managing PDF Data Sheets</w:t>
+        </w:r>
+      </w:hyperlink>
+    </w:p>
+    <w:p>
+      <w:pPr>
+        <w:spacing w:after="160" w:line="300"/>
+      </w:pPr>
+      <w:hyperlink w:history="1" w:anchor="deleting">
+        <w:r>
+          <w:rPr>
+            <w:rStyle w:val="Hyperlink"/>
+          </w:rPr>
+          <w:t xml:space="preserve">Deleting a Product</w:t>
+        </w:r>
+      </w:hyperlink>
+    </w:p>
+    <w:p>
+      <w:pPr>
+        <w:spacing w:after="160" w:line="300"/>
+      </w:pPr>
+      <w:hyperlink w:history="1" w:anchor="walkthrough">
+        <w:r>
+          <w:rPr>
+            <w:rStyle w:val="Hyperlink"/>
+          </w:rPr>
+          <w:t xml:space="preserve">Launching a Brand-New Product, Start to Finish</w:t>
+        </w:r>
+      </w:hyperlink>
+    </w:p>
+    <w:p>
+      <w:pPr>
+        <w:spacing w:after="160" w:line="300"/>
+      </w:pPr>
+      <w:hyperlink w:history="1" w:anchor="auditlog">
+        <w:r>
+          <w:rPr>
+            <w:rStyle w:val="Hyperlink"/>
+          </w:rPr>
+          <w:t xml:space="preserve">Audit Log / Change History</w:t>
+        </w:r>
+      </w:hyperlink>
+    </w:p>
+    <w:p>
+      <w:pPr>
+        <w:spacing w:after="160" w:line="300"/>
+      </w:pPr>
+      <w:hyperlink w:history="1" w:anchor="faq">
+        <w:r>
+          <w:rPr>
+            <w:rStyle w:val="Hyperlink"/>
+          </w:rPr>
+          <w:t xml:space="preserve">Troubleshooting &amp; Frequently Asked Questions</w:t>
+        </w:r>
+      </w:hyperlink>
+    </w:p>
+    <w:p>
+      <w:pPr>
+        <w:spacing w:after="160" w:line="300"/>
+      </w:pPr>
+      <w:hyperlink w:history="1" w:anchor="glossary">
+        <w:r>
+          <w:rPr>
+            <w:rStyle w:val="Hyperlink"/>
+          </w:rPr>
+          <w:t xml:space="preserve">Glossary of Terms</w:t>
+        </w:r>
+      </w:hyperlink>
+    </w:p>
+    <w:p>
+      <w:pPr>
+        <w:spacing w:after="160" w:line="300"/>
+      </w:pPr>
+      <w:hyperlink w:history="1" w:anchor="help">
+        <w:r>
+          <w:rPr>
+            <w:rStyle w:val="Hyperlink"/>
+          </w:rPr>
+          <w:t xml:space="preserve">Getting More Help</w:t>
+        </w:r>
+      </w:hyperlink>
+    </w:p>
     <w:p>
       <w:r>
         <w:br w:type="page"/>
@@ -1323,7 +1512,7 @@
         <w:rPr>
           <w:color w:val="374151"/>
         </w:rPr>
-        <w:t xml:space="preserve">This dashboard is protected by a single password — there’s no separate login for each person, and no self-service “forgot password” reset (see </w:t>
+        <w:t xml:space="preserve">This dashboard is protected by a single password — the same one is used by anyone who manages the catalog (see </w:t>
       </w:r>
       <w:hyperlink w:history="1" w:anchor="signing-in">
         <w:r>
@@ -1337,93 +1526,7 @@
         <w:rPr>
           <w:color w:val="374151"/>
         </w:rPr>
-        <w:t xml:space="preserve">). That makes keeping track of this password, and knowing when it’s time to change it, one of the most important housekeeping tasks for whoever runs this site.</w:t>
-      </w:r>
-    </w:p>
-    <w:tbl>
-      <w:tblPr>
-        <w:tblW w:type="dxa" w:w="9360"/>
-        <w:tblBorders>
-          <w:top w:val="single" w:color="auto" w:sz="4"/>
-          <w:left w:val="single" w:color="auto" w:sz="4"/>
-          <w:bottom w:val="single" w:color="auto" w:sz="4"/>
-          <w:right w:val="single" w:color="auto" w:sz="4"/>
-          <w:insideH w:val="single" w:color="auto" w:sz="4"/>
-          <w:insideV w:val="single" w:color="auto" w:sz="4"/>
-        </w:tblBorders>
-      </w:tblPr>
-      <w:tblGrid>
-        <w:gridCol w:w="9360"/>
-      </w:tblGrid>
-      <w:tr>
-        <w:tc>
-          <w:tcPr>
-            <w:tcW w:type="dxa" w:w="9360"/>
-            <w:tcBorders>
-              <w:top w:val="single" w:color="F3B8B8" w:sz="4"/>
-              <w:left w:val="single" w:color="F3B8B8" w:sz="4"/>
-              <w:bottom w:val="single" w:color="F3B8B8" w:sz="4"/>
-              <w:right w:val="single" w:color="F3B8B8" w:sz="4"/>
-            </w:tcBorders>
-            <w:shd w:fill="FDEDED" w:val="clear"/>
-            <w:tcMar>
-              <w:top w:type="dxa" w:w="140"/>
-              <w:left w:type="dxa" w:w="200"/>
-              <w:bottom w:type="dxa" w:w="140"/>
-              <w:right w:type="dxa" w:w="200"/>
-            </w:tcMar>
-          </w:tcPr>
-          <w:p>
-            <w:pPr>
-              <w:spacing w:after="60"/>
-            </w:pPr>
-            <w:r>
-              <w:rPr>
-                <w:b/>
-                <w:bCs/>
-                <w:color w:val="7F1D1D"/>
-                <w:sz w:val="17"/>
-                <w:szCs w:val="17"/>
-              </w:rPr>
-              <w:t xml:space="preserve">TAKING OVER THIS WEBSITE FROM SOMEONE ELSE?</w:t>
-            </w:r>
-          </w:p>
-          <w:p>
-            <w:pPr>
-              <w:spacing w:after="0" w:line="300"/>
-            </w:pPr>
-            <w:r>
-              <w:rPr>
-                <w:color w:val="374151"/>
-              </w:rPr>
-              <w:t xml:space="preserve">Rotating the admin password should be one of your very first tasks. Anyone who had it before — a previous owner, past employee, or outside contractor — can still sign in and change your entire catalog until it’s changed. This isn’t something you can do yourself from inside the dashboard (see below); ask your web developer to rotate it as soon as ownership changes hands.</w:t>
-            </w:r>
-          </w:p>
-        </w:tc>
-      </w:tr>
-    </w:tbl>
-    <w:p>
-      <w:pPr>
-        <w:spacing w:after="60"/>
-      </w:pPr>
-    </w:p>
-    <w:p>
-      <w:pPr>
-        <w:pStyle w:val="Heading2"/>
-      </w:pPr>
-      <w:r>
-        <w:t xml:space="preserve">Recording Your Credentials</w:t>
-      </w:r>
-    </w:p>
-    <w:p>
-      <w:pPr>
-        <w:spacing w:after="160" w:line="300"/>
-      </w:pPr>
-      <w:r>
-        <w:rPr>
-          <w:color w:val="374151"/>
-        </w:rPr>
-        <w:t xml:space="preserve">Use the table below to keep a private record of your login details for your own files. Keep this information somewhere secure — a password manager, a locked document, or a printed copy stored safely — rather than somewhere it could be easily seen or shared.</w:t>
+        <w:t xml:space="preserve">).</w:t>
       </w:r>
     </w:p>
     <w:tbl>
@@ -1526,119 +1629,7 @@
                 <w:sz w:val="19"/>
                 <w:szCs w:val="19"/>
               </w:rPr>
-              <w:t xml:space="preserve">Current password</w:t>
-            </w:r>
-          </w:p>
-        </w:tc>
-        <w:tc>
-          <w:tcPr>
-            <w:tcW w:type="dxa" w:w="5960"/>
-            <w:tcBorders>
-              <w:top w:val="single" w:color="D9DEE5" w:sz="2"/>
-              <w:left w:val="single" w:color="D9DEE5" w:sz="2"/>
-              <w:bottom w:val="single" w:color="D9DEE5" w:sz="2"/>
-              <w:right w:val="single" w:color="D9DEE5" w:sz="2"/>
-            </w:tcBorders>
-            <w:tcMar>
-              <w:top w:type="dxa" w:w="260"/>
-              <w:left w:type="dxa" w:w="160"/>
-              <w:bottom w:type="dxa" w:w="140"/>
-              <w:right w:type="dxa" w:w="140"/>
-            </w:tcMar>
-            <w:vAlign w:val="center"/>
-          </w:tcPr>
-          <w:p>
-            <w:r>
-              <w:t xml:space="preserve"/>
-            </w:r>
-          </w:p>
-        </w:tc>
-      </w:tr>
-      <w:tr>
-        <w:tc>
-          <w:tcPr>
-            <w:tcW w:type="dxa" w:w="3400"/>
-            <w:tcBorders>
-              <w:top w:val="single" w:color="D9DEE5" w:sz="2"/>
-              <w:left w:val="single" w:color="D9DEE5" w:sz="2"/>
-              <w:bottom w:val="single" w:color="D9DEE5" w:sz="2"/>
-              <w:right w:val="single" w:color="D9DEE5" w:sz="2"/>
-            </w:tcBorders>
-            <w:shd w:fill="F8FAFC" w:val="clear"/>
-            <w:tcMar>
-              <w:top w:type="dxa" w:w="140"/>
-              <w:left w:type="dxa" w:w="160"/>
-              <w:bottom w:type="dxa" w:w="140"/>
-              <w:right w:type="dxa" w:w="140"/>
-            </w:tcMar>
-            <w:vAlign w:val="center"/>
-          </w:tcPr>
-          <w:p>
-            <w:r>
-              <w:rPr>
-                <w:b/>
-                <w:bCs/>
-                <w:color w:val="0D2D52"/>
-                <w:sz w:val="19"/>
-                <w:szCs w:val="19"/>
-              </w:rPr>
-              <w:t xml:space="preserve">Password last changed</w:t>
-            </w:r>
-          </w:p>
-        </w:tc>
-        <w:tc>
-          <w:tcPr>
-            <w:tcW w:type="dxa" w:w="5960"/>
-            <w:tcBorders>
-              <w:top w:val="single" w:color="D9DEE5" w:sz="2"/>
-              <w:left w:val="single" w:color="D9DEE5" w:sz="2"/>
-              <w:bottom w:val="single" w:color="D9DEE5" w:sz="2"/>
-              <w:right w:val="single" w:color="D9DEE5" w:sz="2"/>
-            </w:tcBorders>
-            <w:tcMar>
-              <w:top w:type="dxa" w:w="260"/>
-              <w:left w:type="dxa" w:w="160"/>
-              <w:bottom w:type="dxa" w:w="140"/>
-              <w:right w:type="dxa" w:w="140"/>
-            </w:tcMar>
-            <w:vAlign w:val="center"/>
-          </w:tcPr>
-          <w:p>
-            <w:r>
-              <w:t xml:space="preserve"/>
-            </w:r>
-          </w:p>
-        </w:tc>
-      </w:tr>
-      <w:tr>
-        <w:tc>
-          <w:tcPr>
-            <w:tcW w:type="dxa" w:w="3400"/>
-            <w:tcBorders>
-              <w:top w:val="single" w:color="D9DEE5" w:sz="2"/>
-              <w:left w:val="single" w:color="D9DEE5" w:sz="2"/>
-              <w:bottom w:val="single" w:color="D9DEE5" w:sz="2"/>
-              <w:right w:val="single" w:color="D9DEE5" w:sz="2"/>
-            </w:tcBorders>
-            <w:shd w:fill="F8FAFC" w:val="clear"/>
-            <w:tcMar>
-              <w:top w:type="dxa" w:w="140"/>
-              <w:left w:type="dxa" w:w="160"/>
-              <w:bottom w:type="dxa" w:w="140"/>
-              <w:right w:type="dxa" w:w="140"/>
-            </w:tcMar>
-            <w:vAlign w:val="center"/>
-          </w:tcPr>
-          <w:p>
-            <w:r>
-              <w:rPr>
-                <w:b/>
-                <w:bCs/>
-                <w:color w:val="0D2D52"/>
-                <w:sz w:val="19"/>
-                <w:szCs w:val="19"/>
-              </w:rPr>
-              <w:t xml:space="preserve">Saved in a password manager?</w:t>
+              <w:t xml:space="preserve">Password</w:t>
             </w:r>
           </w:p>
         </w:tc>
@@ -1717,7 +1708,7 @@
                 <w:sz w:val="17"/>
                 <w:szCs w:val="17"/>
               </w:rPr>
-              <w:t xml:space="preserve">GOOD HABITS</w:t>
+              <w:t xml:space="preserve">KEEP IT SAFE</w:t>
             </w:r>
           </w:p>
           <w:p>
@@ -1728,42 +1719,26 @@
               <w:rPr>
                 <w:color w:val="374151"/>
               </w:rPr>
-              <w:t xml:space="preserve">Store this password in a password manager if you use one, rather than a sticky note or an unsecured file. Avoid sending it by plain email or chat message. If you ever suspect it’s been seen by someone who shouldn’t have it, treat that the same as an ownership change — ask your developer to rotate it right away.</w:t>
+              <w:t xml:space="preserve">Store this password somewhere secure, like a password manager. If you’d ever like it changed, ask your web developer — see </w:t>
+            </w:r>
+            <w:hyperlink w:history="1" w:anchor="help">
+              <w:r>
+                <w:rPr>
+                  <w:rStyle w:val="Hyperlink"/>
+                </w:rPr>
+                <w:t xml:space="preserve">Getting More Help</w:t>
+              </w:r>
+            </w:hyperlink>
+            <w:r>
+              <w:rPr>
+                <w:color w:val="374151"/>
+              </w:rPr>
+              <w:t xml:space="preserve">.</w:t>
             </w:r>
           </w:p>
         </w:tc>
       </w:tr>
     </w:tbl>
-    <w:p>
-      <w:pPr>
-        <w:spacing w:after="60"/>
-      </w:pPr>
-    </w:p>
-    <w:p>
-      <w:pPr>
-        <w:spacing w:after="160" w:line="300"/>
-      </w:pPr>
-      <w:r>
-        <w:rPr>
-          <w:color w:val="374151"/>
-        </w:rPr>
-        <w:t xml:space="preserve">For the technical steps involved in actually changing the password, see </w:t>
-      </w:r>
-      <w:hyperlink w:history="1" w:anchor="help">
-        <w:r>
-          <w:rPr>
-            <w:rStyle w:val="Hyperlink"/>
-          </w:rPr>
-          <w:t xml:space="preserve">Getting More Help</w:t>
-        </w:r>
-      </w:hyperlink>
-      <w:r>
-        <w:rPr>
-          <w:color w:val="374151"/>
-        </w:rPr>
-        <w:t xml:space="preserve"> — it’s a quick, one-time change your developer makes directly on the server.</w:t>
-      </w:r>
-    </w:p>
     <w:p>
       <w:pPr>
         <w:spacing w:after="120"/>
